--- a/Material_Inward_Application_Summary 1.docx
+++ b/Material_Inward_Application_Summary 1.docx
@@ -4128,6 +4128,192 @@
                 <w:szCs w:val="20"/>
               </w:rPr>
               <w:t xml:space="preserve">_process_migo_103: moved the po_flow_type / Gate In / PO number lookup to the top of the function; for without_po flows, calls _process_update_gatein_po synchronously before execute_migo_103_sap instead of enqueueing update_gatein_po afterward; blocks MIGO 103 and returns a clean failure if the zgatein_update step fails.</w:t>
+            </w:r>
+          </w:p>
+        </w:tc>
+      </w:tr>
+    </w:tbl>
+    <w:p>
+      <w:pPr>
+        <w:pStyle w:val="Heading2"/>
+        <w:spacing w:after="100" w:before="240"/>
+      </w:pPr>
+      <w:r>
+        <w:rPr>
+          <w:color w:val="1F4E79"/>
+        </w:rPr>
+        <w:t xml:space="preserve">Change 8: E-way Bill validity expiry alert — Author: JATIN</w:t>
+      </w:r>
+    </w:p>
+    <w:p>
+      <w:pPr>
+        <w:spacing w:after="120"/>
+      </w:pPr>
+      <w:r>
+        <w:t xml:space="preserve">Date: July 16, 2026. Added a non-blocking alert for E-way Bills whose validity (“Valid Upto”) has already passed by the time a record is reviewed. Since documents are OCR’d only after goods have already physically arrived, this is informational for compliance awareness rather than preventive -- it does not block approval, Gate In, or any other workflow step. On every load of a record's Extracted Data tab, the server recomputes the expiry check fresh against the current date (not cached from OCR time), so a record that was valid when extracted but has since sat pending still gets flagged. The Validity Date field gets a persistent red highlight whenever expired, and a one-time-per-browser-session popup (reusing the existing showConfirm() modal) notifies the reviewer once per session, tracked via sessionStorage rather than a database flag to keep the change lightweight.</w:t>
+      </w:r>
+    </w:p>
+    <w:tbl>
+      <w:tblPr>
+        <w:tblW w:type="dxa" w:w="9360"/>
+        <w:tblBorders>
+          <w:top w:val="single" w:color="auto" w:sz="4"/>
+          <w:left w:val="single" w:color="auto" w:sz="4"/>
+          <w:bottom w:val="single" w:color="auto" w:sz="4"/>
+          <w:right w:val="single" w:color="auto" w:sz="4"/>
+          <w:insideH w:val="single" w:color="auto" w:sz="4"/>
+          <w:insideV w:val="single" w:color="auto" w:sz="4"/>
+        </w:tblBorders>
+      </w:tblPr>
+      <w:tblGrid>
+        <w:gridCol w:w="3000"/>
+        <w:gridCol w:w="6360"/>
+      </w:tblGrid>
+      <w:tr>
+        <w:trPr>
+          <w:tblHeader/>
+        </w:trPr>
+        <w:tc>
+          <w:tcPr>
+            <w:tcW w:type="dxa" w:w="3000"/>
+            <w:shd w:fill="1F4E79" w:val="clear"/>
+            <w:tcMar>
+              <w:top w:type="dxa" w:w="60"/>
+              <w:left w:type="dxa" w:w="100"/>
+              <w:bottom w:type="dxa" w:w="60"/>
+              <w:right w:type="dxa" w:w="100"/>
+            </w:tcMar>
+          </w:tcPr>
+          <w:p>
+            <w:r>
+              <w:rPr>
+                <w:b/>
+                <w:bCs/>
+                <w:color w:val="FFFFFF"/>
+                <w:sz w:val="20"/>
+                <w:szCs w:val="20"/>
+              </w:rPr>
+              <w:t xml:space="preserve">File</w:t>
+            </w:r>
+          </w:p>
+        </w:tc>
+        <w:tc>
+          <w:tcPr>
+            <w:tcW w:type="dxa" w:w="6360"/>
+            <w:shd w:fill="1F4E79" w:val="clear"/>
+            <w:tcMar>
+              <w:top w:type="dxa" w:w="60"/>
+              <w:left w:type="dxa" w:w="100"/>
+              <w:bottom w:type="dxa" w:w="60"/>
+              <w:right w:type="dxa" w:w="100"/>
+            </w:tcMar>
+          </w:tcPr>
+          <w:p>
+            <w:r>
+              <w:rPr>
+                <w:b/>
+                <w:bCs/>
+                <w:color w:val="FFFFFF"/>
+                <w:sz w:val="20"/>
+                <w:szCs w:val="20"/>
+              </w:rPr>
+              <w:t xml:space="preserve">Change made</w:t>
+            </w:r>
+          </w:p>
+        </w:tc>
+      </w:tr>
+      <w:tr>
+        <w:tc>
+          <w:tcPr>
+            <w:tcW w:type="dxa" w:w="3000"/>
+            <w:tcMar>
+              <w:top w:type="dxa" w:w="60"/>
+              <w:left w:type="dxa" w:w="100"/>
+              <w:bottom w:type="dxa" w:w="60"/>
+              <w:right w:type="dxa" w:w="100"/>
+            </w:tcMar>
+          </w:tcPr>
+          <w:p>
+            <w:r>
+              <w:rPr>
+                <w:b w:val="false"/>
+                <w:bCs w:val="false"/>
+                <w:color w:val="000000"/>
+                <w:sz w:val="20"/>
+                <w:szCs w:val="20"/>
+              </w:rPr>
+              <w:t xml:space="preserve">app.py</w:t>
+            </w:r>
+          </w:p>
+        </w:tc>
+        <w:tc>
+          <w:tcPr>
+            <w:tcW w:type="dxa" w:w="6360"/>
+            <w:tcMar>
+              <w:top w:type="dxa" w:w="60"/>
+              <w:left w:type="dxa" w:w="100"/>
+              <w:bottom w:type="dxa" w:w="60"/>
+              <w:right w:type="dxa" w:w="100"/>
+            </w:tcMar>
+          </w:tcPr>
+          <w:p>
+            <w:r>
+              <w:rPr>
+                <w:b w:val="false"/>
+                <w:bCs w:val="false"/>
+                <w:color w:val="000000"/>
+                <w:sz w:val="20"/>
+                <w:szCs w:val="20"/>
+              </w:rPr>
+              <w:t xml:space="preserve">view_detail(): added ewb_expired computation -- compares today's server date (date.today()) against ewaybill_data.validity_date (already normalized to YYYY-MM-DD by services/extract.py) using a date-only comparison; passes ewb_expired into the index.html render_template() call alongside the existing ewaybill_data argument. Non-parseable or missing validity_date defaults to not-expired rather than raising.</w:t>
+            </w:r>
+          </w:p>
+        </w:tc>
+      </w:tr>
+      <w:tr>
+        <w:tc>
+          <w:tcPr>
+            <w:tcW w:type="dxa" w:w="3000"/>
+            <w:tcMar>
+              <w:top w:type="dxa" w:w="60"/>
+              <w:left w:type="dxa" w:w="100"/>
+              <w:bottom w:type="dxa" w:w="60"/>
+              <w:right w:type="dxa" w:w="100"/>
+            </w:tcMar>
+          </w:tcPr>
+          <w:p>
+            <w:r>
+              <w:rPr>
+                <w:b w:val="false"/>
+                <w:bCs w:val="false"/>
+                <w:color w:val="000000"/>
+                <w:sz w:val="20"/>
+                <w:szCs w:val="20"/>
+              </w:rPr>
+              <w:t xml:space="preserve">templates/tabs/extracted_data.html</w:t>
+            </w:r>
+          </w:p>
+        </w:tc>
+        <w:tc>
+          <w:tcPr>
+            <w:tcW w:type="dxa" w:w="6360"/>
+            <w:tcMar>
+              <w:top w:type="dxa" w:w="60"/>
+              <w:left w:type="dxa" w:w="100"/>
+              <w:bottom w:type="dxa" w:w="60"/>
+              <w:right w:type="dxa" w:w="100"/>
+            </w:tcMar>
+          </w:tcPr>
+          <w:p>
+            <w:r>
+              <w:rPr>
+                <w:b w:val="false"/>
+                <w:bCs w:val="false"/>
+                <w:color w:val="000000"/>
+                <w:sz w:val="20"/>
+                <w:szCs w:val="20"/>
+              </w:rPr>
+              <w:t xml:space="preserve">Added .field-expired CSS rule (red border + light red background, styled to match the existing .approval-banner.hold red used elsewhere in this file). The #eway_validity_date input now gets this class whenever ewb_expired is true, so the field stays visibly highlighted every time the tab is viewed while the E-way Bill remains expired. Added a DOMContentLoaded script block that checks ewb_expired and a per-record sessionStorage key (ewb_expiry_alert_shown_&lt;history_id&gt;); if expired and not yet shown this browser session, it triggers the existing showConfirm() modal (reused as a plain acknowledgment notice, no destructive action attached) naming the expired validity date, then sets the sessionStorage key so it will not repeat within the same session. Purely informational -- does not block approval, editing, or any workflow step; no database schema change.</w:t>
             </w:r>
           </w:p>
         </w:tc>

--- a/Material_Inward_Application_Summary 1.docx
+++ b/Material_Inward_Application_Summary 1.docx
@@ -4128,6 +4128,2066 @@
                 <w:szCs w:val="20"/>
               </w:rPr>
               <w:t xml:space="preserve">_process_migo_103: moved the po_flow_type / Gate In / PO number lookup to the top of the function; for without_po flows, calls _process_update_gatein_po synchronously before execute_migo_103_sap instead of enqueueing update_gatein_po afterward; blocks MIGO 103 and returns a clean failure if the zgatein_update step fails.</w:t>
+            </w:r>
+          </w:p>
+        </w:tc>
+      </w:tr>
+    </w:tbl>
+    <w:p>
+      <w:pPr>
+        <w:pStyle w:val="Heading2"/>
+        <w:spacing w:after="100" w:before="240"/>
+      </w:pPr>
+      <w:r>
+        <w:rPr>
+          <w:color w:val="1F4E79"/>
+        </w:rPr>
+        <w:t xml:space="preserve">Change 8: Document thumbnails: cut payload size and added disk caching — Author: MANAS</w:t>
+      </w:r>
+    </w:p>
+    <w:p>
+      <w:pPr>
+        <w:spacing w:after="120"/>
+      </w:pPr>
+      <w:r>
+        <w:t xml:space="preserve">Date: July 16, 2026. Root-caused the app being reported as very slow on a user's desktop (LAN ping to the server was instant, server CPU never exceeded 40%, only this app was affected). The Documents tab's "thumbnail" endpoint was rendering the full PDF page at 150 DPI as a lossless PNG, with no caching, on every single page view -- nginx logs showed individual thumbnail responses of 1.0-1.65 MB each, so a single record view (invoice + e-way bill + LR) could transfer 3-5 MB just for previews rendered into a 250px-tall box. Dropped render resolution to 72 DPI, switched output to JPEG (quality 70), and added a disk cache keyed by filename + file-modified-time (under uploads/_thumb_cache/) so a repeat view reuses the cached image instead of re-rendering the PDF. This also plausibly explains an unexplained ~48-minute full application outage the same day (clean process restart in the logs with zero preceding error/traceback) -- though the user has since noted they may have closed the app themselves at that time, so the outage is not confirmed to be caused by this.</w:t>
+      </w:r>
+    </w:p>
+    <w:tbl>
+      <w:tblPr>
+        <w:tblW w:type="dxa" w:w="9360"/>
+        <w:tblBorders>
+          <w:top w:val="single" w:color="auto" w:sz="4"/>
+          <w:left w:val="single" w:color="auto" w:sz="4"/>
+          <w:bottom w:val="single" w:color="auto" w:sz="4"/>
+          <w:right w:val="single" w:color="auto" w:sz="4"/>
+          <w:insideH w:val="single" w:color="auto" w:sz="4"/>
+          <w:insideV w:val="single" w:color="auto" w:sz="4"/>
+        </w:tblBorders>
+      </w:tblPr>
+      <w:tblGrid>
+        <w:gridCol w:w="3000"/>
+        <w:gridCol w:w="6360"/>
+      </w:tblGrid>
+      <w:tr>
+        <w:trPr>
+          <w:tblHeader/>
+        </w:trPr>
+        <w:tc>
+          <w:tcPr>
+            <w:tcW w:type="dxa" w:w="3000"/>
+            <w:shd w:fill="1F4E79" w:val="clear"/>
+            <w:tcMar>
+              <w:top w:type="dxa" w:w="60"/>
+              <w:left w:type="dxa" w:w="100"/>
+              <w:bottom w:type="dxa" w:w="60"/>
+              <w:right w:type="dxa" w:w="100"/>
+            </w:tcMar>
+          </w:tcPr>
+          <w:p>
+            <w:r>
+              <w:rPr>
+                <w:b/>
+                <w:bCs/>
+                <w:color w:val="FFFFFF"/>
+                <w:sz w:val="20"/>
+                <w:szCs w:val="20"/>
+              </w:rPr>
+              <w:t xml:space="preserve">File</w:t>
+            </w:r>
+          </w:p>
+        </w:tc>
+        <w:tc>
+          <w:tcPr>
+            <w:tcW w:type="dxa" w:w="6360"/>
+            <w:shd w:fill="1F4E79" w:val="clear"/>
+            <w:tcMar>
+              <w:top w:type="dxa" w:w="60"/>
+              <w:left w:type="dxa" w:w="100"/>
+              <w:bottom w:type="dxa" w:w="60"/>
+              <w:right w:type="dxa" w:w="100"/>
+            </w:tcMar>
+          </w:tcPr>
+          <w:p>
+            <w:r>
+              <w:rPr>
+                <w:b/>
+                <w:bCs/>
+                <w:color w:val="FFFFFF"/>
+                <w:sz w:val="20"/>
+                <w:szCs w:val="20"/>
+              </w:rPr>
+              <w:t xml:space="preserve">Change made</w:t>
+            </w:r>
+          </w:p>
+        </w:tc>
+      </w:tr>
+      <w:tr>
+        <w:tc>
+          <w:tcPr>
+            <w:tcW w:type="dxa" w:w="3000"/>
+            <w:tcMar>
+              <w:top w:type="dxa" w:w="60"/>
+              <w:left w:type="dxa" w:w="100"/>
+              <w:bottom w:type="dxa" w:w="60"/>
+              <w:right w:type="dxa" w:w="100"/>
+            </w:tcMar>
+          </w:tcPr>
+          <w:p>
+            <w:r>
+              <w:rPr>
+                <w:b w:val="false"/>
+                <w:bCs w:val="false"/>
+                <w:color w:val="000000"/>
+                <w:sz w:val="20"/>
+                <w:szCs w:val="20"/>
+              </w:rPr>
+              <w:t xml:space="preserve">app.py</w:t>
+            </w:r>
+          </w:p>
+        </w:tc>
+        <w:tc>
+          <w:tcPr>
+            <w:tcW w:type="dxa" w:w="6360"/>
+            <w:tcMar>
+              <w:top w:type="dxa" w:w="60"/>
+              <w:left w:type="dxa" w:w="100"/>
+              <w:bottom w:type="dxa" w:w="60"/>
+              <w:right w:type="dxa" w:w="100"/>
+            </w:tcMar>
+          </w:tcPr>
+          <w:p>
+            <w:r>
+              <w:rPr>
+                <w:b w:val="false"/>
+                <w:bCs w:val="false"/>
+                <w:color w:val="000000"/>
+                <w:sz w:val="20"/>
+                <w:szCs w:val="20"/>
+              </w:rPr>
+              <w:t xml:space="preserve">get_document_thumbnail: DPI 150→72, PNG→JPEG (quality 70), added a disk-backed cache (THUMBNAIL_CACHE_FOLDER = uploads/_thumb_cache/, keyed by sha1(filename:mtime)) so repeat views are served from cache instead of re-rendering the PDF every time.</w:t>
+            </w:r>
+          </w:p>
+        </w:tc>
+      </w:tr>
+    </w:tbl>
+    <w:p>
+      <w:pPr>
+        <w:pStyle w:val="Heading2"/>
+        <w:spacing w:after="100" w:before="240"/>
+      </w:pPr>
+      <w:r>
+        <w:rPr>
+          <w:color w:val="1F4E79"/>
+        </w:rPr>
+        <w:t xml:space="preserve">Change 9: Fixed broken Documents tab bulk-action buttons (Download All / Delete All) — Author: MANAS</w:t>
+      </w:r>
+    </w:p>
+    <w:p>
+      <w:pPr>
+        <w:spacing w:after="120"/>
+      </w:pPr>
+      <w:r>
+        <w:t xml:space="preserve">Date: July 16, 2026. Both bulk-action buttons on the Documents tab were non-functional. "Download All Documents" called fetch('/download_all_documents') with no history_id and no matching Flask route at all (confirmed 404 in the browser console). "Delete All Documents" called deleteAllDocuments(), a JS function that was never defined anywhere in the codebase -- clicking it silently threw a console ReferenceError and did nothing. Implemented both for real: a new /download_all_documents/&lt;history_id&gt; route zips whichever of invoice/e-way bill/LR files exist for that record and returns the archive; a new /delete_all_documents/&lt;history_id&gt; route removes the files from disk and clears the corresponding invoice_data/ewaybill_data/lr_data rows, following the same per-file pattern as the existing single-document delete route. Both buttons now get the current record's history_id from Jinja (documents.html inherits it from the parent index.html render context).</w:t>
+      </w:r>
+    </w:p>
+    <w:tbl>
+      <w:tblPr>
+        <w:tblW w:type="dxa" w:w="9360"/>
+        <w:tblBorders>
+          <w:top w:val="single" w:color="auto" w:sz="4"/>
+          <w:left w:val="single" w:color="auto" w:sz="4"/>
+          <w:bottom w:val="single" w:color="auto" w:sz="4"/>
+          <w:right w:val="single" w:color="auto" w:sz="4"/>
+          <w:insideH w:val="single" w:color="auto" w:sz="4"/>
+          <w:insideV w:val="single" w:color="auto" w:sz="4"/>
+        </w:tblBorders>
+      </w:tblPr>
+      <w:tblGrid>
+        <w:gridCol w:w="3000"/>
+        <w:gridCol w:w="6360"/>
+      </w:tblGrid>
+      <w:tr>
+        <w:trPr>
+          <w:tblHeader/>
+        </w:trPr>
+        <w:tc>
+          <w:tcPr>
+            <w:tcW w:type="dxa" w:w="3000"/>
+            <w:shd w:fill="1F4E79" w:val="clear"/>
+            <w:tcMar>
+              <w:top w:type="dxa" w:w="60"/>
+              <w:left w:type="dxa" w:w="100"/>
+              <w:bottom w:type="dxa" w:w="60"/>
+              <w:right w:type="dxa" w:w="100"/>
+            </w:tcMar>
+          </w:tcPr>
+          <w:p>
+            <w:r>
+              <w:rPr>
+                <w:b/>
+                <w:bCs/>
+                <w:color w:val="FFFFFF"/>
+                <w:sz w:val="20"/>
+                <w:szCs w:val="20"/>
+              </w:rPr>
+              <w:t xml:space="preserve">File</w:t>
+            </w:r>
+          </w:p>
+        </w:tc>
+        <w:tc>
+          <w:tcPr>
+            <w:tcW w:type="dxa" w:w="6360"/>
+            <w:shd w:fill="1F4E79" w:val="clear"/>
+            <w:tcMar>
+              <w:top w:type="dxa" w:w="60"/>
+              <w:left w:type="dxa" w:w="100"/>
+              <w:bottom w:type="dxa" w:w="60"/>
+              <w:right w:type="dxa" w:w="100"/>
+            </w:tcMar>
+          </w:tcPr>
+          <w:p>
+            <w:r>
+              <w:rPr>
+                <w:b/>
+                <w:bCs/>
+                <w:color w:val="FFFFFF"/>
+                <w:sz w:val="20"/>
+                <w:szCs w:val="20"/>
+              </w:rPr>
+              <w:t xml:space="preserve">Change made</w:t>
+            </w:r>
+          </w:p>
+        </w:tc>
+      </w:tr>
+      <w:tr>
+        <w:tc>
+          <w:tcPr>
+            <w:tcW w:type="dxa" w:w="3000"/>
+            <w:tcMar>
+              <w:top w:type="dxa" w:w="60"/>
+              <w:left w:type="dxa" w:w="100"/>
+              <w:bottom w:type="dxa" w:w="60"/>
+              <w:right w:type="dxa" w:w="100"/>
+            </w:tcMar>
+          </w:tcPr>
+          <w:p>
+            <w:r>
+              <w:rPr>
+                <w:b w:val="false"/>
+                <w:bCs w:val="false"/>
+                <w:color w:val="000000"/>
+                <w:sz w:val="20"/>
+                <w:szCs w:val="20"/>
+              </w:rPr>
+              <w:t xml:space="preserve">app.py</w:t>
+            </w:r>
+          </w:p>
+        </w:tc>
+        <w:tc>
+          <w:tcPr>
+            <w:tcW w:type="dxa" w:w="6360"/>
+            <w:tcMar>
+              <w:top w:type="dxa" w:w="60"/>
+              <w:left w:type="dxa" w:w="100"/>
+              <w:bottom w:type="dxa" w:w="60"/>
+              <w:right w:type="dxa" w:w="100"/>
+            </w:tcMar>
+          </w:tcPr>
+          <w:p>
+            <w:r>
+              <w:rPr>
+                <w:b w:val="false"/>
+                <w:bCs w:val="false"/>
+                <w:color w:val="000000"/>
+                <w:sz w:val="20"/>
+                <w:szCs w:val="20"/>
+              </w:rPr>
+              <w:t xml:space="preserve">Added download_all_documents(history_id): zips existing invoice/ewaybill/lr files and returns as an attachment. Added delete_all_documents(history_id): deletes the same files from disk and clears their DB rows.</w:t>
+            </w:r>
+          </w:p>
+        </w:tc>
+      </w:tr>
+      <w:tr>
+        <w:tc>
+          <w:tcPr>
+            <w:tcW w:type="dxa" w:w="3000"/>
+            <w:tcMar>
+              <w:top w:type="dxa" w:w="60"/>
+              <w:left w:type="dxa" w:w="100"/>
+              <w:bottom w:type="dxa" w:w="60"/>
+              <w:right w:type="dxa" w:w="100"/>
+            </w:tcMar>
+          </w:tcPr>
+          <w:p>
+            <w:r>
+              <w:rPr>
+                <w:b w:val="false"/>
+                <w:bCs w:val="false"/>
+                <w:color w:val="000000"/>
+                <w:sz w:val="20"/>
+                <w:szCs w:val="20"/>
+              </w:rPr>
+              <w:t xml:space="preserve">templates/tabs/documents.html</w:t>
+            </w:r>
+          </w:p>
+        </w:tc>
+        <w:tc>
+          <w:tcPr>
+            <w:tcW w:type="dxa" w:w="6360"/>
+            <w:tcMar>
+              <w:top w:type="dxa" w:w="60"/>
+              <w:left w:type="dxa" w:w="100"/>
+              <w:bottom w:type="dxa" w:w="60"/>
+              <w:right w:type="dxa" w:w="100"/>
+            </w:tcMar>
+          </w:tcPr>
+          <w:p>
+            <w:r>
+              <w:rPr>
+                <w:b w:val="false"/>
+                <w:bCs w:val="false"/>
+                <w:color w:val="000000"/>
+                <w:sz w:val="20"/>
+                <w:szCs w:val="20"/>
+              </w:rPr>
+              <w:t xml:space="preserve">downloadAllDocuments() now takes historyId and calls /download_all_documents/&lt;id&gt;. Added the previously-missing deleteAllDocuments(historyId, btn) function (confirm dialog, DELETE call to /delete_all_documents/&lt;id&gt;, removes document cards from the DOM on success) and wired both buttons to pass {{ history_id }} from Jinja.</w:t>
+            </w:r>
+          </w:p>
+        </w:tc>
+      </w:tr>
+    </w:tbl>
+    <w:p>
+      <w:pPr>
+        <w:pStyle w:val="Heading2"/>
+        <w:spacing w:after="100" w:before="240"/>
+      </w:pPr>
+      <w:r>
+        <w:rPr>
+          <w:color w:val="1F4E79"/>
+        </w:rPr>
+        <w:t xml:space="preserve">Change 10: Raised DB connection pool size (2/10 → 5/25) — Author: MANAS</w:t>
+      </w:r>
+    </w:p>
+    <w:p>
+      <w:pPr>
+        <w:spacing w:after="120"/>
+      </w:pPr>
+      <w:r>
+        <w:t xml:space="preserve">Date: July 16, 2026. DB_MIN_CONNECTIONS/DB_MAX_CONNECTIONS were hardcoded to 2/10. A single /view/&lt;id&gt; page load alone checks out 5 sequential connections (history, gate-in, migo, miro, PO line items), and every open tab continuously polls /api/gst/status (every 5s) and /api/queue_status (every 3s) on top of the background RF queue worker -- with 20 concurrent users the old cap of 10 left very little headroom, and psycopg2's pool raises PoolError immediately (rather than queuing) once exhausted. Raised to 5/25 for real headroom. Note: this assumes the Postgres server's own max_connections (server-side, typically 100 by default) comfortably exceeds 25 plus whatever else connects to it (pgAdmin, other tools) -- worth confirming with SHOW max_connections; on the DB server.</w:t>
+      </w:r>
+    </w:p>
+    <w:tbl>
+      <w:tblPr>
+        <w:tblW w:type="dxa" w:w="9360"/>
+        <w:tblBorders>
+          <w:top w:val="single" w:color="auto" w:sz="4"/>
+          <w:left w:val="single" w:color="auto" w:sz="4"/>
+          <w:bottom w:val="single" w:color="auto" w:sz="4"/>
+          <w:right w:val="single" w:color="auto" w:sz="4"/>
+          <w:insideH w:val="single" w:color="auto" w:sz="4"/>
+          <w:insideV w:val="single" w:color="auto" w:sz="4"/>
+        </w:tblBorders>
+      </w:tblPr>
+      <w:tblGrid>
+        <w:gridCol w:w="3000"/>
+        <w:gridCol w:w="6360"/>
+      </w:tblGrid>
+      <w:tr>
+        <w:trPr>
+          <w:tblHeader/>
+        </w:trPr>
+        <w:tc>
+          <w:tcPr>
+            <w:tcW w:type="dxa" w:w="3000"/>
+            <w:shd w:fill="1F4E79" w:val="clear"/>
+            <w:tcMar>
+              <w:top w:type="dxa" w:w="60"/>
+              <w:left w:type="dxa" w:w="100"/>
+              <w:bottom w:type="dxa" w:w="60"/>
+              <w:right w:type="dxa" w:w="100"/>
+            </w:tcMar>
+          </w:tcPr>
+          <w:p>
+            <w:r>
+              <w:rPr>
+                <w:b/>
+                <w:bCs/>
+                <w:color w:val="FFFFFF"/>
+                <w:sz w:val="20"/>
+                <w:szCs w:val="20"/>
+              </w:rPr>
+              <w:t xml:space="preserve">File</w:t>
+            </w:r>
+          </w:p>
+        </w:tc>
+        <w:tc>
+          <w:tcPr>
+            <w:tcW w:type="dxa" w:w="6360"/>
+            <w:shd w:fill="1F4E79" w:val="clear"/>
+            <w:tcMar>
+              <w:top w:type="dxa" w:w="60"/>
+              <w:left w:type="dxa" w:w="100"/>
+              <w:bottom w:type="dxa" w:w="60"/>
+              <w:right w:type="dxa" w:w="100"/>
+            </w:tcMar>
+          </w:tcPr>
+          <w:p>
+            <w:r>
+              <w:rPr>
+                <w:b/>
+                <w:bCs/>
+                <w:color w:val="FFFFFF"/>
+                <w:sz w:val="20"/>
+                <w:szCs w:val="20"/>
+              </w:rPr>
+              <w:t xml:space="preserve">Change made</w:t>
+            </w:r>
+          </w:p>
+        </w:tc>
+      </w:tr>
+      <w:tr>
+        <w:tc>
+          <w:tcPr>
+            <w:tcW w:type="dxa" w:w="3000"/>
+            <w:tcMar>
+              <w:top w:type="dxa" w:w="60"/>
+              <w:left w:type="dxa" w:w="100"/>
+              <w:bottom w:type="dxa" w:w="60"/>
+              <w:right w:type="dxa" w:w="100"/>
+            </w:tcMar>
+          </w:tcPr>
+          <w:p>
+            <w:r>
+              <w:rPr>
+                <w:b w:val="false"/>
+                <w:bCs w:val="false"/>
+                <w:color w:val="000000"/>
+                <w:sz w:val="20"/>
+                <w:szCs w:val="20"/>
+              </w:rPr>
+              <w:t xml:space="preserve">config/config.py</w:t>
+            </w:r>
+          </w:p>
+        </w:tc>
+        <w:tc>
+          <w:tcPr>
+            <w:tcW w:type="dxa" w:w="6360"/>
+            <w:tcMar>
+              <w:top w:type="dxa" w:w="60"/>
+              <w:left w:type="dxa" w:w="100"/>
+              <w:bottom w:type="dxa" w:w="60"/>
+              <w:right w:type="dxa" w:w="100"/>
+            </w:tcMar>
+          </w:tcPr>
+          <w:p>
+            <w:r>
+              <w:rPr>
+                <w:b w:val="false"/>
+                <w:bCs w:val="false"/>
+                <w:color w:val="000000"/>
+                <w:sz w:val="20"/>
+                <w:szCs w:val="20"/>
+              </w:rPr>
+              <w:t xml:space="preserve">DB_MIN_CONNECTIONS: 2→5, DB_MAX_CONNECTIONS: 10→25.</w:t>
+            </w:r>
+          </w:p>
+        </w:tc>
+      </w:tr>
+    </w:tbl>
+    <w:p>
+      <w:pPr>
+        <w:pStyle w:val="Heading2"/>
+        <w:spacing w:after="100" w:before="240"/>
+      </w:pPr>
+      <w:r>
+        <w:rPr>
+          <w:color w:val="1F4E79"/>
+        </w:rPr>
+        <w:t xml:space="preserve">Change 11: History tab: vendor name column, live search, datetime filters, expandable step times — Author: MANAS</w:t>
+      </w:r>
+    </w:p>
+    <w:p>
+      <w:pPr>
+        <w:spacing w:after="120"/>
+      </w:pPr>
+      <w:r>
+        <w:t xml:space="preserve">Date: July 16, 2026. Added a Vendor Name column next to Invoice No (prefers the corrected gate_in_entries.vendor_name once Gate In is done, falls back to invoice OCR's seller_name before that). The existing dynamic search box now also matches vendor name. The Date Range filter was date-only and silently discarded any time-of-day precision; it's now a datetime-range filter compared directly against created_at. Added a per-row expandable "Times" toggle showing all four step timestamps (Gate In, MIGO 103, MIGO 105, MIRO) using the existing *_done_at columns -- no new timestamp tracking was added, per instruction to reuse what's already stored rather than add new click-time columns.</w:t>
+      </w:r>
+    </w:p>
+    <w:tbl>
+      <w:tblPr>
+        <w:tblW w:type="dxa" w:w="9360"/>
+        <w:tblBorders>
+          <w:top w:val="single" w:color="auto" w:sz="4"/>
+          <w:left w:val="single" w:color="auto" w:sz="4"/>
+          <w:bottom w:val="single" w:color="auto" w:sz="4"/>
+          <w:right w:val="single" w:color="auto" w:sz="4"/>
+          <w:insideH w:val="single" w:color="auto" w:sz="4"/>
+          <w:insideV w:val="single" w:color="auto" w:sz="4"/>
+        </w:tblBorders>
+      </w:tblPr>
+      <w:tblGrid>
+        <w:gridCol w:w="3000"/>
+        <w:gridCol w:w="6360"/>
+      </w:tblGrid>
+      <w:tr>
+        <w:trPr>
+          <w:tblHeader/>
+        </w:trPr>
+        <w:tc>
+          <w:tcPr>
+            <w:tcW w:type="dxa" w:w="3000"/>
+            <w:shd w:fill="1F4E79" w:val="clear"/>
+            <w:tcMar>
+              <w:top w:type="dxa" w:w="60"/>
+              <w:left w:type="dxa" w:w="100"/>
+              <w:bottom w:type="dxa" w:w="60"/>
+              <w:right w:type="dxa" w:w="100"/>
+            </w:tcMar>
+          </w:tcPr>
+          <w:p>
+            <w:r>
+              <w:rPr>
+                <w:b/>
+                <w:bCs/>
+                <w:color w:val="FFFFFF"/>
+                <w:sz w:val="20"/>
+                <w:szCs w:val="20"/>
+              </w:rPr>
+              <w:t xml:space="preserve">File</w:t>
+            </w:r>
+          </w:p>
+        </w:tc>
+        <w:tc>
+          <w:tcPr>
+            <w:tcW w:type="dxa" w:w="6360"/>
+            <w:shd w:fill="1F4E79" w:val="clear"/>
+            <w:tcMar>
+              <w:top w:type="dxa" w:w="60"/>
+              <w:left w:type="dxa" w:w="100"/>
+              <w:bottom w:type="dxa" w:w="60"/>
+              <w:right w:type="dxa" w:w="100"/>
+            </w:tcMar>
+          </w:tcPr>
+          <w:p>
+            <w:r>
+              <w:rPr>
+                <w:b/>
+                <w:bCs/>
+                <w:color w:val="FFFFFF"/>
+                <w:sz w:val="20"/>
+                <w:szCs w:val="20"/>
+              </w:rPr>
+              <w:t xml:space="preserve">Change made</w:t>
+            </w:r>
+          </w:p>
+        </w:tc>
+      </w:tr>
+      <w:tr>
+        <w:tc>
+          <w:tcPr>
+            <w:tcW w:type="dxa" w:w="3000"/>
+            <w:tcMar>
+              <w:top w:type="dxa" w:w="60"/>
+              <w:left w:type="dxa" w:w="100"/>
+              <w:bottom w:type="dxa" w:w="60"/>
+              <w:right w:type="dxa" w:w="100"/>
+            </w:tcMar>
+          </w:tcPr>
+          <w:p>
+            <w:r>
+              <w:rPr>
+                <w:b w:val="false"/>
+                <w:bCs w:val="false"/>
+                <w:color w:val="000000"/>
+                <w:sz w:val="20"/>
+                <w:szCs w:val="20"/>
+              </w:rPr>
+              <w:t xml:space="preserve">database/db_operations.py</w:t>
+            </w:r>
+          </w:p>
+        </w:tc>
+        <w:tc>
+          <w:tcPr>
+            <w:tcW w:type="dxa" w:w="6360"/>
+            <w:tcMar>
+              <w:top w:type="dxa" w:w="60"/>
+              <w:left w:type="dxa" w:w="100"/>
+              <w:bottom w:type="dxa" w:w="60"/>
+              <w:right w:type="dxa" w:w="100"/>
+            </w:tcMar>
+          </w:tcPr>
+          <w:p>
+            <w:r>
+              <w:rPr>
+                <w:b w:val="false"/>
+                <w:bCs w:val="false"/>
+                <w:color w:val="000000"/>
+                <w:sz w:val="20"/>
+                <w:szCs w:val="20"/>
+              </w:rPr>
+              <w:t xml:space="preserve">get_history_search: added vendor_name (via new gate_in_entries LEFT JOIN) to SELECT and to the search ILIKE conditions; date_from/date_to now compare directly against created_at as full timestamps instead of casting to ::date; added gatein_done_at/migo_103_done_at/migo_105_done_at/miro_done_at to SELECT and to the isoformat-conversion loop.</w:t>
+            </w:r>
+          </w:p>
+        </w:tc>
+      </w:tr>
+      <w:tr>
+        <w:tc>
+          <w:tcPr>
+            <w:tcW w:type="dxa" w:w="3000"/>
+            <w:tcMar>
+              <w:top w:type="dxa" w:w="60"/>
+              <w:left w:type="dxa" w:w="100"/>
+              <w:bottom w:type="dxa" w:w="60"/>
+              <w:right w:type="dxa" w:w="100"/>
+            </w:tcMar>
+          </w:tcPr>
+          <w:p>
+            <w:r>
+              <w:rPr>
+                <w:b w:val="false"/>
+                <w:bCs w:val="false"/>
+                <w:color w:val="000000"/>
+                <w:sz w:val="20"/>
+                <w:szCs w:val="20"/>
+              </w:rPr>
+              <w:t xml:space="preserve">templates/history.html</w:t>
+            </w:r>
+          </w:p>
+        </w:tc>
+        <w:tc>
+          <w:tcPr>
+            <w:tcW w:type="dxa" w:w="6360"/>
+            <w:tcMar>
+              <w:top w:type="dxa" w:w="60"/>
+              <w:left w:type="dxa" w:w="100"/>
+              <w:bottom w:type="dxa" w:w="60"/>
+              <w:right w:type="dxa" w:w="100"/>
+            </w:tcMar>
+          </w:tcPr>
+          <w:p>
+            <w:r>
+              <w:rPr>
+                <w:b w:val="false"/>
+                <w:bCs w:val="false"/>
+                <w:color w:val="000000"/>
+                <w:sz w:val="20"/>
+                <w:szCs w:val="20"/>
+              </w:rPr>
+              <w:t xml:space="preserve">Added Vendor Name column; search placeholder updated; date filters changed to datetime-local inputs; added a Times column with a toggle button per row that expands a sub-row showing all four step timestamps ("Not done yet" where a step hasn't happened).</w:t>
+            </w:r>
+          </w:p>
+        </w:tc>
+      </w:tr>
+    </w:tbl>
+    <w:p>
+      <w:pPr>
+        <w:pStyle w:val="Heading2"/>
+        <w:spacing w:after="100" w:before="240"/>
+      </w:pPr>
+      <w:r>
+        <w:rPr>
+          <w:color w:val="1F4E79"/>
+        </w:rPr>
+        <w:t xml:space="preserve">Change 12: Tightened LR extraction prompt to stop invoice number leaking into lr_number — Author: MANAS</w:t>
+      </w:r>
+    </w:p>
+    <w:p>
+      <w:pPr>
+        <w:spacing w:after="120"/>
+      </w:pPr>
+      <w:r>
+        <w:t xml:space="preserve">Date: July 16, 2026. A record was found where History showed the same value for Invoice No and LR No. Traced the save path for both fields (save_invoice_to_db / save_lr_to_db, and every create_history_record call site) and confirmed nothing in the code copies one field's value into the other -- both come from independent OCR passes over independent documents. Most likely cause: Indian LR/consignment forms commonly print an unrelated Invoice No. on the same page, and the LR extraction prompt had no instruction telling the model to tell the two apart. Tightened the prompt to explicitly forbid returning an invoice number for lr_number and to prefer text near LR/GR/Consignment labels, returning blank rather than guessing if it can't tell them apart. (A second, simpler possible cause -- the wrong file uploaded into the LR slot for that specific record -- can't be fixed in code and should be checked separately for that record.)</w:t>
+      </w:r>
+    </w:p>
+    <w:tbl>
+      <w:tblPr>
+        <w:tblW w:type="dxa" w:w="9360"/>
+        <w:tblBorders>
+          <w:top w:val="single" w:color="auto" w:sz="4"/>
+          <w:left w:val="single" w:color="auto" w:sz="4"/>
+          <w:bottom w:val="single" w:color="auto" w:sz="4"/>
+          <w:right w:val="single" w:color="auto" w:sz="4"/>
+          <w:insideH w:val="single" w:color="auto" w:sz="4"/>
+          <w:insideV w:val="single" w:color="auto" w:sz="4"/>
+        </w:tblBorders>
+      </w:tblPr>
+      <w:tblGrid>
+        <w:gridCol w:w="3000"/>
+        <w:gridCol w:w="6360"/>
+      </w:tblGrid>
+      <w:tr>
+        <w:trPr>
+          <w:tblHeader/>
+        </w:trPr>
+        <w:tc>
+          <w:tcPr>
+            <w:tcW w:type="dxa" w:w="3000"/>
+            <w:shd w:fill="1F4E79" w:val="clear"/>
+            <w:tcMar>
+              <w:top w:type="dxa" w:w="60"/>
+              <w:left w:type="dxa" w:w="100"/>
+              <w:bottom w:type="dxa" w:w="60"/>
+              <w:right w:type="dxa" w:w="100"/>
+            </w:tcMar>
+          </w:tcPr>
+          <w:p>
+            <w:r>
+              <w:rPr>
+                <w:b/>
+                <w:bCs/>
+                <w:color w:val="FFFFFF"/>
+                <w:sz w:val="20"/>
+                <w:szCs w:val="20"/>
+              </w:rPr>
+              <w:t xml:space="preserve">File</w:t>
+            </w:r>
+          </w:p>
+        </w:tc>
+        <w:tc>
+          <w:tcPr>
+            <w:tcW w:type="dxa" w:w="6360"/>
+            <w:shd w:fill="1F4E79" w:val="clear"/>
+            <w:tcMar>
+              <w:top w:type="dxa" w:w="60"/>
+              <w:left w:type="dxa" w:w="100"/>
+              <w:bottom w:type="dxa" w:w="60"/>
+              <w:right w:type="dxa" w:w="100"/>
+            </w:tcMar>
+          </w:tcPr>
+          <w:p>
+            <w:r>
+              <w:rPr>
+                <w:b/>
+                <w:bCs/>
+                <w:color w:val="FFFFFF"/>
+                <w:sz w:val="20"/>
+                <w:szCs w:val="20"/>
+              </w:rPr>
+              <w:t xml:space="preserve">Change made</w:t>
+            </w:r>
+          </w:p>
+        </w:tc>
+      </w:tr>
+      <w:tr>
+        <w:tc>
+          <w:tcPr>
+            <w:tcW w:type="dxa" w:w="3000"/>
+            <w:tcMar>
+              <w:top w:type="dxa" w:w="60"/>
+              <w:left w:type="dxa" w:w="100"/>
+              <w:bottom w:type="dxa" w:w="60"/>
+              <w:right w:type="dxa" w:w="100"/>
+            </w:tcMar>
+          </w:tcPr>
+          <w:p>
+            <w:r>
+              <w:rPr>
+                <w:b w:val="false"/>
+                <w:bCs w:val="false"/>
+                <w:color w:val="000000"/>
+                <w:sz w:val="20"/>
+                <w:szCs w:val="20"/>
+              </w:rPr>
+              <w:t xml:space="preserve">services/extract.py</w:t>
+            </w:r>
+          </w:p>
+        </w:tc>
+        <w:tc>
+          <w:tcPr>
+            <w:tcW w:type="dxa" w:w="6360"/>
+            <w:tcMar>
+              <w:top w:type="dxa" w:w="60"/>
+              <w:left w:type="dxa" w:w="100"/>
+              <w:bottom w:type="dxa" w:w="60"/>
+              <w:right w:type="dxa" w:w="100"/>
+            </w:tcMar>
+          </w:tcPr>
+          <w:p>
+            <w:r>
+              <w:rPr>
+                <w:b w:val="false"/>
+                <w:bCs w:val="false"/>
+                <w:color w:val="000000"/>
+                <w:sz w:val="20"/>
+                <w:szCs w:val="20"/>
+              </w:rPr>
+              <w:t xml:space="preserve">LR extraction prompt: added an explicit instruction not to return an invoice number for lr_number, to prefer LR/GR/Consignment-labeled text, and to return an empty string rather than guess when the two can't be told apart.</w:t>
+            </w:r>
+          </w:p>
+        </w:tc>
+      </w:tr>
+    </w:tbl>
+    <w:p>
+      <w:pPr>
+        <w:pStyle w:val="Heading2"/>
+        <w:spacing w:after="100" w:before="240"/>
+      </w:pPr>
+      <w:r>
+        <w:rPr>
+          <w:color w:val="1F4E79"/>
+        </w:rPr>
+        <w:t xml:space="preserve">Change 13: Gate In: Gate Pass No (RTGP) no longer mandatory; fixed a real Without-PO submission blocker — Author: MANAS</w:t>
+      </w:r>
+    </w:p>
+    <w:p>
+      <w:pPr>
+        <w:spacing w:after="120"/>
+      </w:pPr>
+      <w:r>
+        <w:t xml:space="preserve">Date: July 16, 2026. Gate Pass No (RTGP) was marked required with no business reason given -- removed the asterisk and dropped it from both the truck and hand-delivery mandatory-field lists. Separately, while implementing "hide Purchase Order entirely for Without PO," found that Purchase Order was hardcoded into both mandatory-field lists unconditionally. Since Without PO blanks that field client-side, the form's own JS validation was rejecting the submission before it ever reached the backend -- the SAP bot was never actually the problem, validateGateIn() was blocking the request from being sent at all. Fixed by skipping the purchaseOrder check when po_flow_type is without_po, and by hiding the whole field (not just greying it out) in that scenario. Confirmed rf_runner.py's backend logic (PURCHASE_ORDER sent as empty string whenever po_flow_type ends in _without_po) was already correct and needed no change. Noted a separate, pre-existing, unrelated gap: the With PO / Without PO radio buttons don't currently restore their previous selection when reopening an already-saved record.</w:t>
+      </w:r>
+    </w:p>
+    <w:tbl>
+      <w:tblPr>
+        <w:tblW w:type="dxa" w:w="9360"/>
+        <w:tblBorders>
+          <w:top w:val="single" w:color="auto" w:sz="4"/>
+          <w:left w:val="single" w:color="auto" w:sz="4"/>
+          <w:bottom w:val="single" w:color="auto" w:sz="4"/>
+          <w:right w:val="single" w:color="auto" w:sz="4"/>
+          <w:insideH w:val="single" w:color="auto" w:sz="4"/>
+          <w:insideV w:val="single" w:color="auto" w:sz="4"/>
+        </w:tblBorders>
+      </w:tblPr>
+      <w:tblGrid>
+        <w:gridCol w:w="3000"/>
+        <w:gridCol w:w="6360"/>
+      </w:tblGrid>
+      <w:tr>
+        <w:trPr>
+          <w:tblHeader/>
+        </w:trPr>
+        <w:tc>
+          <w:tcPr>
+            <w:tcW w:type="dxa" w:w="3000"/>
+            <w:shd w:fill="1F4E79" w:val="clear"/>
+            <w:tcMar>
+              <w:top w:type="dxa" w:w="60"/>
+              <w:left w:type="dxa" w:w="100"/>
+              <w:bottom w:type="dxa" w:w="60"/>
+              <w:right w:type="dxa" w:w="100"/>
+            </w:tcMar>
+          </w:tcPr>
+          <w:p>
+            <w:r>
+              <w:rPr>
+                <w:b/>
+                <w:bCs/>
+                <w:color w:val="FFFFFF"/>
+                <w:sz w:val="20"/>
+                <w:szCs w:val="20"/>
+              </w:rPr>
+              <w:t xml:space="preserve">File</w:t>
+            </w:r>
+          </w:p>
+        </w:tc>
+        <w:tc>
+          <w:tcPr>
+            <w:tcW w:type="dxa" w:w="6360"/>
+            <w:shd w:fill="1F4E79" w:val="clear"/>
+            <w:tcMar>
+              <w:top w:type="dxa" w:w="60"/>
+              <w:left w:type="dxa" w:w="100"/>
+              <w:bottom w:type="dxa" w:w="60"/>
+              <w:right w:type="dxa" w:w="100"/>
+            </w:tcMar>
+          </w:tcPr>
+          <w:p>
+            <w:r>
+              <w:rPr>
+                <w:b/>
+                <w:bCs/>
+                <w:color w:val="FFFFFF"/>
+                <w:sz w:val="20"/>
+                <w:szCs w:val="20"/>
+              </w:rPr>
+              <w:t xml:space="preserve">Change made</w:t>
+            </w:r>
+          </w:p>
+        </w:tc>
+      </w:tr>
+      <w:tr>
+        <w:tc>
+          <w:tcPr>
+            <w:tcW w:type="dxa" w:w="3000"/>
+            <w:tcMar>
+              <w:top w:type="dxa" w:w="60"/>
+              <w:left w:type="dxa" w:w="100"/>
+              <w:bottom w:type="dxa" w:w="60"/>
+              <w:right w:type="dxa" w:w="100"/>
+            </w:tcMar>
+          </w:tcPr>
+          <w:p>
+            <w:r>
+              <w:rPr>
+                <w:b w:val="false"/>
+                <w:bCs w:val="false"/>
+                <w:color w:val="000000"/>
+                <w:sz w:val="20"/>
+                <w:szCs w:val="20"/>
+              </w:rPr>
+              <w:t xml:space="preserve">templates/tabs/gate_in.html</w:t>
+            </w:r>
+          </w:p>
+        </w:tc>
+        <w:tc>
+          <w:tcPr>
+            <w:tcW w:type="dxa" w:w="6360"/>
+            <w:tcMar>
+              <w:top w:type="dxa" w:w="60"/>
+              <w:left w:type="dxa" w:w="100"/>
+              <w:bottom w:type="dxa" w:w="60"/>
+              <w:right w:type="dxa" w:w="100"/>
+            </w:tcMar>
+          </w:tcPr>
+          <w:p>
+            <w:r>
+              <w:rPr>
+                <w:b w:val="false"/>
+                <w:bCs w:val="false"/>
+                <w:color w:val="000000"/>
+                <w:sz w:val="20"/>
+                <w:szCs w:val="20"/>
+              </w:rPr>
+              <w:t xml:space="preserve">Removed the required marker and mandatory-list entries for gatePassNo. Wrapped Purchase Order in a #purchaseOrderGroup div that's fully hidden (not just readonly/greyed) for without_po. validateGateIn() now skips the purchaseOrder check when Without PO is selected. Added an initial onPoAvailChange() call on page load so the default state is consistent.</w:t>
+            </w:r>
+          </w:p>
+        </w:tc>
+      </w:tr>
+    </w:tbl>
+    <w:p>
+      <w:pPr>
+        <w:pStyle w:val="Heading2"/>
+        <w:spacing w:after="100" w:before="240"/>
+      </w:pPr>
+      <w:r>
+        <w:rPr>
+          <w:color w:val="1F4E79"/>
+        </w:rPr>
+        <w:t xml:space="preserve">Change 14: History tab: fixed permanently stale invoice/PO number for mail-ingested records — Author: MANAS</w:t>
+      </w:r>
+    </w:p>
+    <w:p>
+      <w:pPr>
+        <w:spacing w:after="120"/>
+      </w:pPr>
+      <w:r>
+        <w:t xml:space="preserve">Date: July 16, 2026. For records created from incoming mail (not manual uploads), mail_poller.py writes the OCR'd invoice number and PO number into history.invoice_number/history.po_number once, at ingestion time, parsed from the email subject line -- nothing ever updates those two columns again, not Gate In, not MIGO, nothing. Meanwhile, editing the Extracted Data tab only ever updates invoice_data.invoice_number. Since the History queries used COALESCE(h.invoice_number, inv.invoice_number) -- history's own frozen copy preferred first -- any correction made after the fact was invisible: History kept showing the original mail-parsed value forever, for the life of the record, not just until Gate In. Manually-uploaded records were unaffected since their history.invoice_number starts NULL. Fixed by flipping the COALESCE order everywhere this pattern appeared, to prefer the live invoice_data/ewaybill_data/lr_data value and fall back to history's snapshot only if the live row doesn't exist yet.</w:t>
+      </w:r>
+    </w:p>
+    <w:tbl>
+      <w:tblPr>
+        <w:tblW w:type="dxa" w:w="9360"/>
+        <w:tblBorders>
+          <w:top w:val="single" w:color="auto" w:sz="4"/>
+          <w:left w:val="single" w:color="auto" w:sz="4"/>
+          <w:bottom w:val="single" w:color="auto" w:sz="4"/>
+          <w:right w:val="single" w:color="auto" w:sz="4"/>
+          <w:insideH w:val="single" w:color="auto" w:sz="4"/>
+          <w:insideV w:val="single" w:color="auto" w:sz="4"/>
+        </w:tblBorders>
+      </w:tblPr>
+      <w:tblGrid>
+        <w:gridCol w:w="3000"/>
+        <w:gridCol w:w="6360"/>
+      </w:tblGrid>
+      <w:tr>
+        <w:trPr>
+          <w:tblHeader/>
+        </w:trPr>
+        <w:tc>
+          <w:tcPr>
+            <w:tcW w:type="dxa" w:w="3000"/>
+            <w:shd w:fill="1F4E79" w:val="clear"/>
+            <w:tcMar>
+              <w:top w:type="dxa" w:w="60"/>
+              <w:left w:type="dxa" w:w="100"/>
+              <w:bottom w:type="dxa" w:w="60"/>
+              <w:right w:type="dxa" w:w="100"/>
+            </w:tcMar>
+          </w:tcPr>
+          <w:p>
+            <w:r>
+              <w:rPr>
+                <w:b/>
+                <w:bCs/>
+                <w:color w:val="FFFFFF"/>
+                <w:sz w:val="20"/>
+                <w:szCs w:val="20"/>
+              </w:rPr>
+              <w:t xml:space="preserve">File</w:t>
+            </w:r>
+          </w:p>
+        </w:tc>
+        <w:tc>
+          <w:tcPr>
+            <w:tcW w:type="dxa" w:w="6360"/>
+            <w:shd w:fill="1F4E79" w:val="clear"/>
+            <w:tcMar>
+              <w:top w:type="dxa" w:w="60"/>
+              <w:left w:type="dxa" w:w="100"/>
+              <w:bottom w:type="dxa" w:w="60"/>
+              <w:right w:type="dxa" w:w="100"/>
+            </w:tcMar>
+          </w:tcPr>
+          <w:p>
+            <w:r>
+              <w:rPr>
+                <w:b/>
+                <w:bCs/>
+                <w:color w:val="FFFFFF"/>
+                <w:sz w:val="20"/>
+                <w:szCs w:val="20"/>
+              </w:rPr>
+              <w:t xml:space="preserve">Change made</w:t>
+            </w:r>
+          </w:p>
+        </w:tc>
+      </w:tr>
+      <w:tr>
+        <w:tc>
+          <w:tcPr>
+            <w:tcW w:type="dxa" w:w="3000"/>
+            <w:tcMar>
+              <w:top w:type="dxa" w:w="60"/>
+              <w:left w:type="dxa" w:w="100"/>
+              <w:bottom w:type="dxa" w:w="60"/>
+              <w:right w:type="dxa" w:w="100"/>
+            </w:tcMar>
+          </w:tcPr>
+          <w:p>
+            <w:r>
+              <w:rPr>
+                <w:b w:val="false"/>
+                <w:bCs w:val="false"/>
+                <w:color w:val="000000"/>
+                <w:sz w:val="20"/>
+                <w:szCs w:val="20"/>
+              </w:rPr>
+              <w:t xml:space="preserve">database/db_operations.py</w:t>
+            </w:r>
+          </w:p>
+        </w:tc>
+        <w:tc>
+          <w:tcPr>
+            <w:tcW w:type="dxa" w:w="6360"/>
+            <w:tcMar>
+              <w:top w:type="dxa" w:w="60"/>
+              <w:left w:type="dxa" w:w="100"/>
+              <w:bottom w:type="dxa" w:w="60"/>
+              <w:right w:type="dxa" w:w="100"/>
+            </w:tcMar>
+          </w:tcPr>
+          <w:p>
+            <w:r>
+              <w:rPr>
+                <w:b w:val="false"/>
+                <w:bCs w:val="false"/>
+                <w:color w:val="000000"/>
+                <w:sz w:val="20"/>
+                <w:szCs w:val="20"/>
+              </w:rPr>
+              <w:t xml:space="preserve">Flipped COALESCE column order (inv./eway./lr. before h.*) in get_all_history(), get_history_search(), and get_pending_dms_records() for invoice_number, ewaybill_number, lr_number, and po_number.</w:t>
+            </w:r>
+          </w:p>
+        </w:tc>
+      </w:tr>
+    </w:tbl>
+    <w:p>
+      <w:pPr>
+        <w:pStyle w:val="Heading2"/>
+        <w:spacing w:after="100" w:before="240"/>
+      </w:pPr>
+      <w:r>
+        <w:rPr>
+          <w:color w:val="1F4E79"/>
+        </w:rPr>
+        <w:t xml:space="preserve">Change 15: Vendor Master Sync bot + supplier_master schema (v8) + ecosystem dashboard registration — Author: MANAS</w:t>
+      </w:r>
+    </w:p>
+    <w:p>
+      <w:pPr>
+        <w:spacing w:after="120"/>
+      </w:pPr>
+      <w:r>
+        <w:t xml:space="preserve">Date: July 16, 2026. New standalone bot to support SAP vendor-code lookup in the Gate In tab, since SAP now requires posting a vendor code rather than a free-text vendor name. Structured as a top-level sibling folder to ME5A/ZSDOB/etc. (Material Inward/VENDOR_MASTER_SYNC/), matching that exact convention -- flat folder, single .robot file named after the folder, .env sitting alongside it, credentials loaded the same way as ME5A.robot. The SAP export (zvend_address transaction, exported via XXL) and the database import both run as one Robot Framework suite (the import step shells out to import_supplier_master.py via the Process library as the suite's final test case), since the ecosystem dashboard's scheduler only launches one robot_file per registered process. Registered a new (disabled, manual-only until tested) row in ecosystem_dashboard's process list. Confirmed the bot doesn't get its own venv -- every registered process runs under whatever Python interpreter is running the ecosystem_dashboard backend itself (scheduler_engine.py launches sys.executable -m robot ...), so only openpyxl needed adding to that shared requirements.txt; everything else (robotframework, psycopg2, pywin32, python-dotenv) was already there for the other bots. supplier_master's column set matches the confirmed Excel export headers 1:1, so the importer matches columns directly by (normalized) name instead of guessing SAP field labels.</w:t>
+      </w:r>
+    </w:p>
+    <w:tbl>
+      <w:tblPr>
+        <w:tblW w:type="dxa" w:w="9360"/>
+        <w:tblBorders>
+          <w:top w:val="single" w:color="auto" w:sz="4"/>
+          <w:left w:val="single" w:color="auto" w:sz="4"/>
+          <w:bottom w:val="single" w:color="auto" w:sz="4"/>
+          <w:right w:val="single" w:color="auto" w:sz="4"/>
+          <w:insideH w:val="single" w:color="auto" w:sz="4"/>
+          <w:insideV w:val="single" w:color="auto" w:sz="4"/>
+        </w:tblBorders>
+      </w:tblPr>
+      <w:tblGrid>
+        <w:gridCol w:w="3000"/>
+        <w:gridCol w:w="6360"/>
+      </w:tblGrid>
+      <w:tr>
+        <w:trPr>
+          <w:tblHeader/>
+        </w:trPr>
+        <w:tc>
+          <w:tcPr>
+            <w:tcW w:type="dxa" w:w="3000"/>
+            <w:shd w:fill="1F4E79" w:val="clear"/>
+            <w:tcMar>
+              <w:top w:type="dxa" w:w="60"/>
+              <w:left w:type="dxa" w:w="100"/>
+              <w:bottom w:type="dxa" w:w="60"/>
+              <w:right w:type="dxa" w:w="100"/>
+            </w:tcMar>
+          </w:tcPr>
+          <w:p>
+            <w:r>
+              <w:rPr>
+                <w:b/>
+                <w:bCs/>
+                <w:color w:val="FFFFFF"/>
+                <w:sz w:val="20"/>
+                <w:szCs w:val="20"/>
+              </w:rPr>
+              <w:t xml:space="preserve">File</w:t>
+            </w:r>
+          </w:p>
+        </w:tc>
+        <w:tc>
+          <w:tcPr>
+            <w:tcW w:type="dxa" w:w="6360"/>
+            <w:shd w:fill="1F4E79" w:val="clear"/>
+            <w:tcMar>
+              <w:top w:type="dxa" w:w="60"/>
+              <w:left w:type="dxa" w:w="100"/>
+              <w:bottom w:type="dxa" w:w="60"/>
+              <w:right w:type="dxa" w:w="100"/>
+            </w:tcMar>
+          </w:tcPr>
+          <w:p>
+            <w:r>
+              <w:rPr>
+                <w:b/>
+                <w:bCs/>
+                <w:color w:val="FFFFFF"/>
+                <w:sz w:val="20"/>
+                <w:szCs w:val="20"/>
+              </w:rPr>
+              <w:t xml:space="preserve">Change made</w:t>
+            </w:r>
+          </w:p>
+        </w:tc>
+      </w:tr>
+      <w:tr>
+        <w:tc>
+          <w:tcPr>
+            <w:tcW w:type="dxa" w:w="3000"/>
+            <w:tcMar>
+              <w:top w:type="dxa" w:w="60"/>
+              <w:left w:type="dxa" w:w="100"/>
+              <w:bottom w:type="dxa" w:w="60"/>
+              <w:right w:type="dxa" w:w="100"/>
+            </w:tcMar>
+          </w:tcPr>
+          <w:p>
+            <w:r>
+              <w:rPr>
+                <w:b w:val="false"/>
+                <w:bCs w:val="false"/>
+                <w:color w:val="000000"/>
+                <w:sz w:val="20"/>
+                <w:szCs w:val="20"/>
+              </w:rPr>
+              <w:t xml:space="preserve">Material Inward/VENDOR_MASTER_SYNC/VENDOR_MASTER_SYNC.robot (NEW)</w:t>
+            </w:r>
+          </w:p>
+        </w:tc>
+        <w:tc>
+          <w:tcPr>
+            <w:tcW w:type="dxa" w:w="6360"/>
+            <w:tcMar>
+              <w:top w:type="dxa" w:w="60"/>
+              <w:left w:type="dxa" w:w="100"/>
+              <w:bottom w:type="dxa" w:w="60"/>
+              <w:right w:type="dxa" w:w="100"/>
+            </w:tcMar>
+          </w:tcPr>
+          <w:p>
+            <w:r>
+              <w:rPr>
+                <w:b w:val="false"/>
+                <w:bCs w:val="false"/>
+                <w:color w:val="000000"/>
+                <w:sz w:val="20"/>
+                <w:szCs w:val="20"/>
+              </w:rPr>
+              <w:t xml:space="preserve">SAP export (zvend_address, XXL export) using the same login/logging pattern as ME5A.robot, plus a final test case that runs import_supplier_master.py via Process so export + DB import are one suite.</w:t>
+            </w:r>
+          </w:p>
+        </w:tc>
+      </w:tr>
+      <w:tr>
+        <w:tc>
+          <w:tcPr>
+            <w:tcW w:type="dxa" w:w="3000"/>
+            <w:tcMar>
+              <w:top w:type="dxa" w:w="60"/>
+              <w:left w:type="dxa" w:w="100"/>
+              <w:bottom w:type="dxa" w:w="60"/>
+              <w:right w:type="dxa" w:w="100"/>
+            </w:tcMar>
+          </w:tcPr>
+          <w:p>
+            <w:r>
+              <w:rPr>
+                <w:b w:val="false"/>
+                <w:bCs w:val="false"/>
+                <w:color w:val="000000"/>
+                <w:sz w:val="20"/>
+                <w:szCs w:val="20"/>
+              </w:rPr>
+              <w:t xml:space="preserve">Material Inward/VENDOR_MASTER_SYNC/import_supplier_master.py (NEW)</w:t>
+            </w:r>
+          </w:p>
+        </w:tc>
+        <w:tc>
+          <w:tcPr>
+            <w:tcW w:type="dxa" w:w="6360"/>
+            <w:tcMar>
+              <w:top w:type="dxa" w:w="60"/>
+              <w:left w:type="dxa" w:w="100"/>
+              <w:bottom w:type="dxa" w:w="60"/>
+              <w:right w:type="dxa" w:w="100"/>
+            </w:tcMar>
+          </w:tcPr>
+          <w:p>
+            <w:r>
+              <w:rPr>
+                <w:b w:val="false"/>
+                <w:bCs w:val="false"/>
+                <w:color w:val="000000"/>
+                <w:sz w:val="20"/>
+                <w:szCs w:val="20"/>
+              </w:rPr>
+              <w:t xml:space="preserve">Finds the newest export, waits for its file size to stabilize, matches Excel headers 1:1 to supplier_master columns, upserts via ON CONFLICT (supplier) DO UPDATE.</w:t>
+            </w:r>
+          </w:p>
+        </w:tc>
+      </w:tr>
+      <w:tr>
+        <w:tc>
+          <w:tcPr>
+            <w:tcW w:type="dxa" w:w="3000"/>
+            <w:tcMar>
+              <w:top w:type="dxa" w:w="60"/>
+              <w:left w:type="dxa" w:w="100"/>
+              <w:bottom w:type="dxa" w:w="60"/>
+              <w:right w:type="dxa" w:w="100"/>
+            </w:tcMar>
+          </w:tcPr>
+          <w:p>
+            <w:r>
+              <w:rPr>
+                <w:b w:val="false"/>
+                <w:bCs w:val="false"/>
+                <w:color w:val="000000"/>
+                <w:sz w:val="20"/>
+                <w:szCs w:val="20"/>
+              </w:rPr>
+              <w:t xml:space="preserve">Material Inward/VENDOR_MASTER_SYNC/.env.example, requirements.txt (NEW)</w:t>
+            </w:r>
+          </w:p>
+        </w:tc>
+        <w:tc>
+          <w:tcPr>
+            <w:tcW w:type="dxa" w:w="6360"/>
+            <w:tcMar>
+              <w:top w:type="dxa" w:w="60"/>
+              <w:left w:type="dxa" w:w="100"/>
+              <w:bottom w:type="dxa" w:w="60"/>
+              <w:right w:type="dxa" w:w="100"/>
+            </w:tcMar>
+          </w:tcPr>
+          <w:p>
+            <w:r>
+              <w:rPr>
+                <w:b w:val="false"/>
+                <w:bCs w:val="false"/>
+                <w:color w:val="000000"/>
+                <w:sz w:val="20"/>
+                <w:szCs w:val="20"/>
+              </w:rPr>
+              <w:t xml:space="preserve">Config template and a note clarifying no separate venv is needed.</w:t>
+            </w:r>
+          </w:p>
+        </w:tc>
+      </w:tr>
+      <w:tr>
+        <w:tc>
+          <w:tcPr>
+            <w:tcW w:type="dxa" w:w="3000"/>
+            <w:tcMar>
+              <w:top w:type="dxa" w:w="60"/>
+              <w:left w:type="dxa" w:w="100"/>
+              <w:bottom w:type="dxa" w:w="60"/>
+              <w:right w:type="dxa" w:w="100"/>
+            </w:tcMar>
+          </w:tcPr>
+          <w:p>
+            <w:r>
+              <w:rPr>
+                <w:b w:val="false"/>
+                <w:bCs w:val="false"/>
+                <w:color w:val="000000"/>
+                <w:sz w:val="20"/>
+                <w:szCs w:val="20"/>
+              </w:rPr>
+              <w:t xml:space="preserve">material_inward/database/schema_migration_v8.sql (NEW)</w:t>
+            </w:r>
+          </w:p>
+        </w:tc>
+        <w:tc>
+          <w:tcPr>
+            <w:tcW w:type="dxa" w:w="6360"/>
+            <w:tcMar>
+              <w:top w:type="dxa" w:w="60"/>
+              <w:left w:type="dxa" w:w="100"/>
+              <w:bottom w:type="dxa" w:w="60"/>
+              <w:right w:type="dxa" w:w="100"/>
+            </w:tcMar>
+          </w:tcPr>
+          <w:p>
+            <w:r>
+              <w:rPr>
+                <w:b w:val="false"/>
+                <w:bCs w:val="false"/>
+                <w:color w:val="000000"/>
+                <w:sz w:val="20"/>
+                <w:szCs w:val="20"/>
+              </w:rPr>
+              <w:t xml:space="preserve">Creates supplier_master (adds last_synced_at for staleness detection), enables pg_trgm + trigram indexes on name_1/name for fuzzy search, adds gate_in_entries.vendor_code (nullable, no FK -- a same-day new vendor shouldn't be blocked by a table that only refreshes nightly).</w:t>
+            </w:r>
+          </w:p>
+        </w:tc>
+      </w:tr>
+      <w:tr>
+        <w:tc>
+          <w:tcPr>
+            <w:tcW w:type="dxa" w:w="3000"/>
+            <w:tcMar>
+              <w:top w:type="dxa" w:w="60"/>
+              <w:left w:type="dxa" w:w="100"/>
+              <w:bottom w:type="dxa" w:w="60"/>
+              <w:right w:type="dxa" w:w="100"/>
+            </w:tcMar>
+          </w:tcPr>
+          <w:p>
+            <w:r>
+              <w:rPr>
+                <w:b w:val="false"/>
+                <w:bCs w:val="false"/>
+                <w:color w:val="000000"/>
+                <w:sz w:val="20"/>
+                <w:szCs w:val="20"/>
+              </w:rPr>
+              <w:t xml:space="preserve">ecosystem_dashboard/backend/database.py</w:t>
+            </w:r>
+          </w:p>
+        </w:tc>
+        <w:tc>
+          <w:tcPr>
+            <w:tcW w:type="dxa" w:w="6360"/>
+            <w:tcMar>
+              <w:top w:type="dxa" w:w="60"/>
+              <w:left w:type="dxa" w:w="100"/>
+              <w:bottom w:type="dxa" w:w="60"/>
+              <w:right w:type="dxa" w:w="100"/>
+            </w:tcMar>
+          </w:tcPr>
+          <w:p>
+            <w:r>
+              <w:rPr>
+                <w:b w:val="false"/>
+                <w:bCs w:val="false"/>
+                <w:color w:val="000000"/>
+                <w:sz w:val="20"/>
+                <w:szCs w:val="20"/>
+              </w:rPr>
+              <w:t xml:space="preserve">Added a VENDOR_MASTER_SYNC row to the scheduled_processes seed list (disabled by default).</w:t>
+            </w:r>
+          </w:p>
+        </w:tc>
+      </w:tr>
+      <w:tr>
+        <w:tc>
+          <w:tcPr>
+            <w:tcW w:type="dxa" w:w="3000"/>
+            <w:tcMar>
+              <w:top w:type="dxa" w:w="60"/>
+              <w:left w:type="dxa" w:w="100"/>
+              <w:bottom w:type="dxa" w:w="60"/>
+              <w:right w:type="dxa" w:w="100"/>
+            </w:tcMar>
+          </w:tcPr>
+          <w:p>
+            <w:r>
+              <w:rPr>
+                <w:b w:val="false"/>
+                <w:bCs w:val="false"/>
+                <w:color w:val="000000"/>
+                <w:sz w:val="20"/>
+                <w:szCs w:val="20"/>
+              </w:rPr>
+              <w:t xml:space="preserve">ecosystem_dashboard/backend/requirements.txt</w:t>
+            </w:r>
+          </w:p>
+        </w:tc>
+        <w:tc>
+          <w:tcPr>
+            <w:tcW w:type="dxa" w:w="6360"/>
+            <w:tcMar>
+              <w:top w:type="dxa" w:w="60"/>
+              <w:left w:type="dxa" w:w="100"/>
+              <w:bottom w:type="dxa" w:w="60"/>
+              <w:right w:type="dxa" w:w="100"/>
+            </w:tcMar>
+          </w:tcPr>
+          <w:p>
+            <w:r>
+              <w:rPr>
+                <w:b w:val="false"/>
+                <w:bCs w:val="false"/>
+                <w:color w:val="000000"/>
+                <w:sz w:val="20"/>
+                <w:szCs w:val="20"/>
+              </w:rPr>
+              <w:t xml:space="preserve">Added openpyxl -- the one new dependency needed for the importer.</w:t>
+            </w:r>
+          </w:p>
+        </w:tc>
+      </w:tr>
+    </w:tbl>
+    <w:p>
+      <w:pPr>
+        <w:pStyle w:val="Heading2"/>
+        <w:spacing w:after="100" w:before="240"/>
+      </w:pPr>
+      <w:r>
+        <w:rPr>
+          <w:color w:val="1F4E79"/>
+        </w:rPr>
+        <w:t xml:space="preserve">Change 16: Vendor Code lookup in Gate In tab (fetch button + type-ahead + editable code field) — Author: MANAS</w:t>
+      </w:r>
+    </w:p>
+    <w:p>
+      <w:pPr>
+        <w:spacing w:after="120"/>
+      </w:pPr>
+      <w:r>
+        <w:t xml:space="preserve">Date: July 16, 2026. Implemented the vendor-code resolution flow discussed for Gate In: Vendor Name is populated by OCR unchanged. A "Fetch" button next to a new Vendor Code field searches supplier_master by trigram similarity against name_1/name and shows every close match as a click-to-pick list (code + city + district, since near-identical names for different locations are only distinguishable that way -- same UX precedent as the existing driver/truck-number fetch). Also added live type-ahead search on the Vendor Name field itself (debounced, 3+ characters) using the same lookup endpoint, so close matches surface while typing without needing to click Fetch first. Picking a candidate only fills Vendor Code, not Vendor Name, and the Vendor Code field stays a plain editable text input, so a wrong pick can be corrected by just typing over it or clicking Fetch again -- no separate undo flow needed. Present for both the truck and hand-delivery sections. Not yet done: actually posting vendor_code to SAP -- that needs the real SAP GUI control ID for the vendor code field in gate_in.robot, which isn't known yet, so rf_runner.py/gate_in.robot were deliberately left untouched. vendor_code is captured and saved to gate_in_entries and ready to wire in once that field ID is confirmed.</w:t>
+      </w:r>
+    </w:p>
+    <w:tbl>
+      <w:tblPr>
+        <w:tblW w:type="dxa" w:w="9360"/>
+        <w:tblBorders>
+          <w:top w:val="single" w:color="auto" w:sz="4"/>
+          <w:left w:val="single" w:color="auto" w:sz="4"/>
+          <w:bottom w:val="single" w:color="auto" w:sz="4"/>
+          <w:right w:val="single" w:color="auto" w:sz="4"/>
+          <w:insideH w:val="single" w:color="auto" w:sz="4"/>
+          <w:insideV w:val="single" w:color="auto" w:sz="4"/>
+        </w:tblBorders>
+      </w:tblPr>
+      <w:tblGrid>
+        <w:gridCol w:w="3000"/>
+        <w:gridCol w:w="6360"/>
+      </w:tblGrid>
+      <w:tr>
+        <w:trPr>
+          <w:tblHeader/>
+        </w:trPr>
+        <w:tc>
+          <w:tcPr>
+            <w:tcW w:type="dxa" w:w="3000"/>
+            <w:shd w:fill="1F4E79" w:val="clear"/>
+            <w:tcMar>
+              <w:top w:type="dxa" w:w="60"/>
+              <w:left w:type="dxa" w:w="100"/>
+              <w:bottom w:type="dxa" w:w="60"/>
+              <w:right w:type="dxa" w:w="100"/>
+            </w:tcMar>
+          </w:tcPr>
+          <w:p>
+            <w:r>
+              <w:rPr>
+                <w:b/>
+                <w:bCs/>
+                <w:color w:val="FFFFFF"/>
+                <w:sz w:val="20"/>
+                <w:szCs w:val="20"/>
+              </w:rPr>
+              <w:t xml:space="preserve">File</w:t>
+            </w:r>
+          </w:p>
+        </w:tc>
+        <w:tc>
+          <w:tcPr>
+            <w:tcW w:type="dxa" w:w="6360"/>
+            <w:shd w:fill="1F4E79" w:val="clear"/>
+            <w:tcMar>
+              <w:top w:type="dxa" w:w="60"/>
+              <w:left w:type="dxa" w:w="100"/>
+              <w:bottom w:type="dxa" w:w="60"/>
+              <w:right w:type="dxa" w:w="100"/>
+            </w:tcMar>
+          </w:tcPr>
+          <w:p>
+            <w:r>
+              <w:rPr>
+                <w:b/>
+                <w:bCs/>
+                <w:color w:val="FFFFFF"/>
+                <w:sz w:val="20"/>
+                <w:szCs w:val="20"/>
+              </w:rPr>
+              <w:t xml:space="preserve">Change made</w:t>
+            </w:r>
+          </w:p>
+        </w:tc>
+      </w:tr>
+      <w:tr>
+        <w:tc>
+          <w:tcPr>
+            <w:tcW w:type="dxa" w:w="3000"/>
+            <w:tcMar>
+              <w:top w:type="dxa" w:w="60"/>
+              <w:left w:type="dxa" w:w="100"/>
+              <w:bottom w:type="dxa" w:w="60"/>
+              <w:right w:type="dxa" w:w="100"/>
+            </w:tcMar>
+          </w:tcPr>
+          <w:p>
+            <w:r>
+              <w:rPr>
+                <w:b w:val="false"/>
+                <w:bCs w:val="false"/>
+                <w:color w:val="000000"/>
+                <w:sz w:val="20"/>
+                <w:szCs w:val="20"/>
+              </w:rPr>
+              <w:t xml:space="preserve">database/supplier_operations.py (NEW)</w:t>
+            </w:r>
+          </w:p>
+        </w:tc>
+        <w:tc>
+          <w:tcPr>
+            <w:tcW w:type="dxa" w:w="6360"/>
+            <w:tcMar>
+              <w:top w:type="dxa" w:w="60"/>
+              <w:left w:type="dxa" w:w="100"/>
+              <w:bottom w:type="dxa" w:w="60"/>
+              <w:right w:type="dxa" w:w="100"/>
+            </w:tcMar>
+          </w:tcPr>
+          <w:p>
+            <w:r>
+              <w:rPr>
+                <w:b w:val="false"/>
+                <w:bCs w:val="false"/>
+                <w:color w:val="000000"/>
+                <w:sz w:val="20"/>
+                <w:szCs w:val="20"/>
+              </w:rPr>
+              <w:t xml:space="preserve">search_suppliers(): trigram-similarity search against supplier_master (name_1 then name, MIN_SIMILARITY=0.25 threshold), returns ranked candidates with code/name/city/district. get_supplier_by_code(): direct lookup by exact code.</w:t>
+            </w:r>
+          </w:p>
+        </w:tc>
+      </w:tr>
+      <w:tr>
+        <w:tc>
+          <w:tcPr>
+            <w:tcW w:type="dxa" w:w="3000"/>
+            <w:tcMar>
+              <w:top w:type="dxa" w:w="60"/>
+              <w:left w:type="dxa" w:w="100"/>
+              <w:bottom w:type="dxa" w:w="60"/>
+              <w:right w:type="dxa" w:w="100"/>
+            </w:tcMar>
+          </w:tcPr>
+          <w:p>
+            <w:r>
+              <w:rPr>
+                <w:b w:val="false"/>
+                <w:bCs w:val="false"/>
+                <w:color w:val="000000"/>
+                <w:sz w:val="20"/>
+                <w:szCs w:val="20"/>
+              </w:rPr>
+              <w:t xml:space="preserve">app.py</w:t>
+            </w:r>
+          </w:p>
+        </w:tc>
+        <w:tc>
+          <w:tcPr>
+            <w:tcW w:type="dxa" w:w="6360"/>
+            <w:tcMar>
+              <w:top w:type="dxa" w:w="60"/>
+              <w:left w:type="dxa" w:w="100"/>
+              <w:bottom w:type="dxa" w:w="60"/>
+              <w:right w:type="dxa" w:w="100"/>
+            </w:tcMar>
+          </w:tcPr>
+          <w:p>
+            <w:r>
+              <w:rPr>
+                <w:b w:val="false"/>
+                <w:bCs w:val="false"/>
+                <w:color w:val="000000"/>
+                <w:sz w:val="20"/>
+                <w:szCs w:val="20"/>
+              </w:rPr>
+              <w:t xml:space="preserve">Added GET /api/vendor_lookup?name=... , used by both the Fetch button and the type-ahead.</w:t>
+            </w:r>
+          </w:p>
+        </w:tc>
+      </w:tr>
+      <w:tr>
+        <w:tc>
+          <w:tcPr>
+            <w:tcW w:type="dxa" w:w="3000"/>
+            <w:tcMar>
+              <w:top w:type="dxa" w:w="60"/>
+              <w:left w:type="dxa" w:w="100"/>
+              <w:bottom w:type="dxa" w:w="60"/>
+              <w:right w:type="dxa" w:w="100"/>
+            </w:tcMar>
+          </w:tcPr>
+          <w:p>
+            <w:r>
+              <w:rPr>
+                <w:b w:val="false"/>
+                <w:bCs w:val="false"/>
+                <w:color w:val="000000"/>
+                <w:sz w:val="20"/>
+                <w:szCs w:val="20"/>
+              </w:rPr>
+              <w:t xml:space="preserve">database/gatein_operations.py</w:t>
+            </w:r>
+          </w:p>
+        </w:tc>
+        <w:tc>
+          <w:tcPr>
+            <w:tcW w:type="dxa" w:w="6360"/>
+            <w:tcMar>
+              <w:top w:type="dxa" w:w="60"/>
+              <w:left w:type="dxa" w:w="100"/>
+              <w:bottom w:type="dxa" w:w="60"/>
+              <w:right w:type="dxa" w:w="100"/>
+            </w:tcMar>
+          </w:tcPr>
+          <w:p>
+            <w:r>
+              <w:rPr>
+                <w:b w:val="false"/>
+                <w:bCs w:val="false"/>
+                <w:color w:val="000000"/>
+                <w:sz w:val="20"/>
+                <w:szCs w:val="20"/>
+              </w:rPr>
+              <w:t xml:space="preserve">upsert_gatein_entry(): added vendor_code to the INSERT/ON CONFLICT UPDATE column list and values.</w:t>
+            </w:r>
+          </w:p>
+        </w:tc>
+      </w:tr>
+      <w:tr>
+        <w:tc>
+          <w:tcPr>
+            <w:tcW w:type="dxa" w:w="3000"/>
+            <w:tcMar>
+              <w:top w:type="dxa" w:w="60"/>
+              <w:left w:type="dxa" w:w="100"/>
+              <w:bottom w:type="dxa" w:w="60"/>
+              <w:right w:type="dxa" w:w="100"/>
+            </w:tcMar>
+          </w:tcPr>
+          <w:p>
+            <w:r>
+              <w:rPr>
+                <w:b w:val="false"/>
+                <w:bCs w:val="false"/>
+                <w:color w:val="000000"/>
+                <w:sz w:val="20"/>
+                <w:szCs w:val="20"/>
+              </w:rPr>
+              <w:t xml:space="preserve">templates/tabs/gate_in.html</w:t>
+            </w:r>
+          </w:p>
+        </w:tc>
+        <w:tc>
+          <w:tcPr>
+            <w:tcW w:type="dxa" w:w="6360"/>
+            <w:tcMar>
+              <w:top w:type="dxa" w:w="60"/>
+              <w:left w:type="dxa" w:w="100"/>
+              <w:bottom w:type="dxa" w:w="60"/>
+              <w:right w:type="dxa" w:w="100"/>
+            </w:tcMar>
+          </w:tcPr>
+          <w:p>
+            <w:r>
+              <w:rPr>
+                <w:b w:val="false"/>
+                <w:bCs w:val="false"/>
+                <w:color w:val="000000"/>
+                <w:sz w:val="20"/>
+                <w:szCs w:val="20"/>
+              </w:rPr>
+              <w:t xml:space="preserve">Added a Vendor Code field + Fetch button + results dropdown for both vendorName and vendorNameHand; added onVendorNameTypeahead()/fetchVendorCode()/_applyVendorCode()/_renderVendorCodeDropdown(); vendorCode now included in the Gate In submit payload.</w:t>
+            </w:r>
+          </w:p>
+        </w:tc>
+      </w:tr>
+    </w:tbl>
+    <w:p>
+      <w:pPr>
+        <w:spacing w:after="120"/>
+      </w:pPr>
+      <w:r>
+        <w:t xml:space="preserve">Follow-up: superseded by Change 17 below -- the separate Vendor Code field described above was removed in favor of a simpler design that needed no SAP GUI control ID at all.</w:t>
+      </w:r>
+    </w:p>
+    <w:p>
+      <w:pPr>
+        <w:pStyle w:val="Heading2"/>
+        <w:spacing w:after="100" w:before="240"/>
+      </w:pPr>
+      <w:r>
+        <w:rPr>
+          <w:color w:val="1F4E79"/>
+        </w:rPr>
+        <w:t xml:space="preserve">Change 17: Simplified vendor code resolution -- reuses the existing Vendor Name field, no separate field/column — Author: MANAS</w:t>
+      </w:r>
+    </w:p>
+    <w:p>
+      <w:pPr>
+        <w:spacing w:after="120"/>
+      </w:pPr>
+      <w:r>
+        <w:t xml:space="preserve">Date: July 16, 2026. Corrected the design introduced in Change 16. There is no separate Vendor Code field or column. Vendor Name is still populated by OCR as before. A “Fetch” button now sits directly on the Vendor Name field itself (same position as the Truck No / Fetch Driver pattern), and live type-ahead search (3+ characters, debounced) still runs on that same field. When the user clicks Fetch or picks a candidate from the results list, that pick overwrites the Vendor Name field’s own value with the resolved SAP vendor code, replacing whatever text (OCR name, or partially typed name) was there. If the wrong candidate is picked by mistake, Vendor Name stays a plain editable text input -- just type over it or click Fetch again. Because Gate In already posts whatever is in the Vendor Name field/column to SAP’s VENDOR_NAME slot, this field now simply carries a code string instead of a free-text name once resolved -- no new database column, no new API endpoint, and no rf_runner.py / gate_in.robot changes are needed. The gate_in_entries.vendor_code column added in schema_migration_v8.sql (Change 15) has been removed from that migration; supplier_master, its pg_trgm indexes, and the /api/vendor_lookup search endpoint (database/supplier_operations.py) are unchanged and still power the Fetch/type-ahead search itself.</w:t>
+      </w:r>
+    </w:p>
+    <w:tbl>
+      <w:tblPr>
+        <w:tblW w:type="dxa" w:w="9360"/>
+        <w:tblBorders>
+          <w:top w:val="single" w:color="auto" w:sz="4"/>
+          <w:left w:val="single" w:color="auto" w:sz="4"/>
+          <w:bottom w:val="single" w:color="auto" w:sz="4"/>
+          <w:right w:val="single" w:color="auto" w:sz="4"/>
+          <w:insideH w:val="single" w:color="auto" w:sz="4"/>
+          <w:insideV w:val="single" w:color="auto" w:sz="4"/>
+        </w:tblBorders>
+      </w:tblPr>
+      <w:tblGrid>
+        <w:gridCol w:w="3000"/>
+        <w:gridCol w:w="6360"/>
+      </w:tblGrid>
+      <w:tr>
+        <w:trPr>
+          <w:tblHeader/>
+        </w:trPr>
+        <w:tc>
+          <w:tcPr>
+            <w:tcW w:type="dxa" w:w="3000"/>
+            <w:shd w:fill="1F4E79" w:val="clear"/>
+            <w:tcMar>
+              <w:top w:type="dxa" w:w="60"/>
+              <w:left w:type="dxa" w:w="100"/>
+              <w:bottom w:type="dxa" w:w="60"/>
+              <w:right w:type="dxa" w:w="100"/>
+            </w:tcMar>
+          </w:tcPr>
+          <w:p>
+            <w:r>
+              <w:rPr>
+                <w:b/>
+                <w:bCs/>
+                <w:color w:val="FFFFFF"/>
+                <w:sz w:val="20"/>
+                <w:szCs w:val="20"/>
+              </w:rPr>
+              <w:t xml:space="preserve">File</w:t>
+            </w:r>
+          </w:p>
+        </w:tc>
+        <w:tc>
+          <w:tcPr>
+            <w:tcW w:type="dxa" w:w="6360"/>
+            <w:shd w:fill="1F4E79" w:val="clear"/>
+            <w:tcMar>
+              <w:top w:type="dxa" w:w="60"/>
+              <w:left w:type="dxa" w:w="100"/>
+              <w:bottom w:type="dxa" w:w="60"/>
+              <w:right w:type="dxa" w:w="100"/>
+            </w:tcMar>
+          </w:tcPr>
+          <w:p>
+            <w:r>
+              <w:rPr>
+                <w:b/>
+                <w:bCs/>
+                <w:color w:val="FFFFFF"/>
+                <w:sz w:val="20"/>
+                <w:szCs w:val="20"/>
+              </w:rPr>
+              <w:t xml:space="preserve">Change made</w:t>
+            </w:r>
+          </w:p>
+        </w:tc>
+      </w:tr>
+      <w:tr>
+        <w:tc>
+          <w:tcPr>
+            <w:tcW w:type="dxa" w:w="3000"/>
+            <w:tcMar>
+              <w:top w:type="dxa" w:w="60"/>
+              <w:left w:type="dxa" w:w="100"/>
+              <w:bottom w:type="dxa" w:w="60"/>
+              <w:right w:type="dxa" w:w="100"/>
+            </w:tcMar>
+          </w:tcPr>
+          <w:p>
+            <w:r>
+              <w:rPr>
+                <w:b w:val="false"/>
+                <w:bCs w:val="false"/>
+                <w:color w:val="000000"/>
+                <w:sz w:val="20"/>
+                <w:szCs w:val="20"/>
+              </w:rPr>
+              <w:t xml:space="preserve">database/gatein_operations.py</w:t>
+            </w:r>
+          </w:p>
+        </w:tc>
+        <w:tc>
+          <w:tcPr>
+            <w:tcW w:type="dxa" w:w="6360"/>
+            <w:tcMar>
+              <w:top w:type="dxa" w:w="60"/>
+              <w:left w:type="dxa" w:w="100"/>
+              <w:bottom w:type="dxa" w:w="60"/>
+              <w:right w:type="dxa" w:w="100"/>
+            </w:tcMar>
+          </w:tcPr>
+          <w:p>
+            <w:r>
+              <w:rPr>
+                <w:b w:val="false"/>
+                <w:bCs w:val="false"/>
+                <w:color w:val="000000"/>
+                <w:sz w:val="20"/>
+                <w:szCs w:val="20"/>
+              </w:rPr>
+              <w:t xml:space="preserve">upsert_gatein_entry(): removed the vendor_code column reference from the INSERT/ON CONFLICT UPDATE and values tuple (this also fixed a real SQL parameter-count bug from Change 16 that would have made every Gate In save fail).</w:t>
+            </w:r>
+          </w:p>
+        </w:tc>
+      </w:tr>
+      <w:tr>
+        <w:tc>
+          <w:tcPr>
+            <w:tcW w:type="dxa" w:w="3000"/>
+            <w:tcMar>
+              <w:top w:type="dxa" w:w="60"/>
+              <w:left w:type="dxa" w:w="100"/>
+              <w:bottom w:type="dxa" w:w="60"/>
+              <w:right w:type="dxa" w:w="100"/>
+            </w:tcMar>
+          </w:tcPr>
+          <w:p>
+            <w:r>
+              <w:rPr>
+                <w:b w:val="false"/>
+                <w:bCs w:val="false"/>
+                <w:color w:val="000000"/>
+                <w:sz w:val="20"/>
+                <w:szCs w:val="20"/>
+              </w:rPr>
+              <w:t xml:space="preserve">templates/tabs/gate_in.html</w:t>
+            </w:r>
+          </w:p>
+        </w:tc>
+        <w:tc>
+          <w:tcPr>
+            <w:tcW w:type="dxa" w:w="6360"/>
+            <w:tcMar>
+              <w:top w:type="dxa" w:w="60"/>
+              <w:left w:type="dxa" w:w="100"/>
+              <w:bottom w:type="dxa" w:w="60"/>
+              <w:right w:type="dxa" w:w="100"/>
+            </w:tcMar>
+          </w:tcPr>
+          <w:p>
+            <w:r>
+              <w:rPr>
+                <w:b w:val="false"/>
+                <w:bCs w:val="false"/>
+                <w:color w:val="000000"/>
+                <w:sz w:val="20"/>
+                <w:szCs w:val="20"/>
+              </w:rPr>
+              <w:t xml:space="preserve">Removed the separate Vendor Code input/button rows (truck and hand sections). Fetch button now attaches directly to the Vendor Name field. _applyVendorCode() writes the resolved code into vendorName/vendorNameHand instead of a separate field. Submit payload no longer sends a vendorCode key.</w:t>
+            </w:r>
+          </w:p>
+        </w:tc>
+      </w:tr>
+      <w:tr>
+        <w:tc>
+          <w:tcPr>
+            <w:tcW w:type="dxa" w:w="3000"/>
+            <w:tcMar>
+              <w:top w:type="dxa" w:w="60"/>
+              <w:left w:type="dxa" w:w="100"/>
+              <w:bottom w:type="dxa" w:w="60"/>
+              <w:right w:type="dxa" w:w="100"/>
+            </w:tcMar>
+          </w:tcPr>
+          <w:p>
+            <w:r>
+              <w:rPr>
+                <w:b w:val="false"/>
+                <w:bCs w:val="false"/>
+                <w:color w:val="000000"/>
+                <w:sz w:val="20"/>
+                <w:szCs w:val="20"/>
+              </w:rPr>
+              <w:t xml:space="preserve">database/schema_migration_v8.sql</w:t>
+            </w:r>
+          </w:p>
+        </w:tc>
+        <w:tc>
+          <w:tcPr>
+            <w:tcW w:type="dxa" w:w="6360"/>
+            <w:tcMar>
+              <w:top w:type="dxa" w:w="60"/>
+              <w:left w:type="dxa" w:w="100"/>
+              <w:bottom w:type="dxa" w:w="60"/>
+              <w:right w:type="dxa" w:w="100"/>
+            </w:tcMar>
+          </w:tcPr>
+          <w:p>
+            <w:r>
+              <w:rPr>
+                <w:b w:val="false"/>
+                <w:bCs w:val="false"/>
+                <w:color w:val="000000"/>
+                <w:sz w:val="20"/>
+                <w:szCs w:val="20"/>
+              </w:rPr>
+              <w:t xml:space="preserve">Section 3 (gate_in_entries.vendor_code column) removed and replaced with an explanatory comment. supplier_master table and pg_trgm indexes (Sections 1-2) unchanged.</w:t>
+            </w:r>
+          </w:p>
+        </w:tc>
+      </w:tr>
+      <w:tr>
+        <w:tc>
+          <w:tcPr>
+            <w:tcW w:type="dxa" w:w="3000"/>
+            <w:tcMar>
+              <w:top w:type="dxa" w:w="60"/>
+              <w:left w:type="dxa" w:w="100"/>
+              <w:bottom w:type="dxa" w:w="60"/>
+              <w:right w:type="dxa" w:w="100"/>
+            </w:tcMar>
+          </w:tcPr>
+          <w:p>
+            <w:r>
+              <w:rPr>
+                <w:b w:val="false"/>
+                <w:bCs w:val="false"/>
+                <w:color w:val="000000"/>
+                <w:sz w:val="20"/>
+                <w:szCs w:val="20"/>
+              </w:rPr>
+              <w:t xml:space="preserve">app.py, database/supplier_operations.py</w:t>
+            </w:r>
+          </w:p>
+        </w:tc>
+        <w:tc>
+          <w:tcPr>
+            <w:tcW w:type="dxa" w:w="6360"/>
+            <w:tcMar>
+              <w:top w:type="dxa" w:w="60"/>
+              <w:left w:type="dxa" w:w="100"/>
+              <w:bottom w:type="dxa" w:w="60"/>
+              <w:right w:type="dxa" w:w="100"/>
+            </w:tcMar>
+          </w:tcPr>
+          <w:p>
+            <w:r>
+              <w:rPr>
+                <w:b w:val="false"/>
+                <w:bCs w:val="false"/>
+                <w:color w:val="000000"/>
+                <w:sz w:val="20"/>
+                <w:szCs w:val="20"/>
+              </w:rPr>
+              <w:t xml:space="preserve">No changes -- /api/vendor_lookup and search_suppliers() still power the Fetch/type-ahead search; only the frontend write-target changed.</w:t>
+            </w:r>
+          </w:p>
+        </w:tc>
+      </w:tr>
+      <w:tr>
+        <w:tc>
+          <w:tcPr>
+            <w:tcW w:type="dxa" w:w="3000"/>
+            <w:tcMar>
+              <w:top w:type="dxa" w:w="60"/>
+              <w:left w:type="dxa" w:w="100"/>
+              <w:bottom w:type="dxa" w:w="60"/>
+              <w:right w:type="dxa" w:w="100"/>
+            </w:tcMar>
+          </w:tcPr>
+          <w:p>
+            <w:r>
+              <w:rPr>
+                <w:b w:val="false"/>
+                <w:bCs w:val="false"/>
+                <w:color w:val="000000"/>
+                <w:sz w:val="20"/>
+                <w:szCs w:val="20"/>
+              </w:rPr>
+              <w:t xml:space="preserve">rf_runner.py, gate_in.robot</w:t>
+            </w:r>
+          </w:p>
+        </w:tc>
+        <w:tc>
+          <w:tcPr>
+            <w:tcW w:type="dxa" w:w="6360"/>
+            <w:tcMar>
+              <w:top w:type="dxa" w:w="60"/>
+              <w:left w:type="dxa" w:w="100"/>
+              <w:bottom w:type="dxa" w:w="60"/>
+              <w:right w:type="dxa" w:w="100"/>
+            </w:tcMar>
+          </w:tcPr>
+          <w:p>
+            <w:r>
+              <w:rPr>
+                <w:b w:val="false"/>
+                <w:bCs w:val="false"/>
+                <w:color w:val="000000"/>
+                <w:sz w:val="20"/>
+                <w:szCs w:val="20"/>
+              </w:rPr>
+              <w:t xml:space="preserve">No changes needed, now confirmed permanent -- Gate In already posts the Vendor Name field/column value to SAP's VENDOR_NAME slot, so a resolved code passes through unchanged.</w:t>
             </w:r>
           </w:p>
         </w:tc>
